--- a/06-学生侧材料/讲义/有机化学/芳香烃与卤代烃.docx
+++ b/06-学生侧材料/讲义/有机化学/芳香烃与卤代烃.docx
@@ -16129,13 +16129,33 @@
             </m:r>
           </m:e>
           <m:lim>
-            <m:r>
-              <m:rPr>
-                <m:nor/>
-                <m:sty m:val="p"/>
-              </m:rPr>
-              <m:t>H3O+</m:t>
-            </m:r>
+            <m:sSub>
+              <m:e>
+                <m:r>
+                  <m:t>H</m:t>
+                </m:r>
+              </m:e>
+              <m:sub>
+                <m:r>
+                  <m:t>3</m:t>
+                </m:r>
+              </m:sub>
+            </m:sSub>
+            <m:sSup>
+              <m:e>
+                <m:r>
+                  <m:t>O</m:t>
+                </m:r>
+              </m:e>
+              <m:sup>
+                <m:r>
+                  <m:rPr>
+                    <m:sty m:val="p"/>
+                  </m:rPr>
+                  <m:t>+</m:t>
+                </m:r>
+              </m:sup>
+            </m:sSup>
           </m:lim>
         </m:limUpp>
         <m:r>
@@ -16330,13 +16350,33 @@
             </m:r>
           </m:e>
           <m:lim>
-            <m:r>
-              <m:rPr>
-                <m:nor/>
-                <m:sty m:val="p"/>
-              </m:rPr>
-              <m:t>H3O+</m:t>
-            </m:r>
+            <m:sSub>
+              <m:e>
+                <m:r>
+                  <m:t>H</m:t>
+                </m:r>
+              </m:e>
+              <m:sub>
+                <m:r>
+                  <m:t>3</m:t>
+                </m:r>
+              </m:sub>
+            </m:sSub>
+            <m:sSup>
+              <m:e>
+                <m:r>
+                  <m:t>O</m:t>
+                </m:r>
+              </m:e>
+              <m:sup>
+                <m:r>
+                  <m:rPr>
+                    <m:sty m:val="p"/>
+                  </m:rPr>
+                  <m:t>+</m:t>
+                </m:r>
+              </m:sup>
+            </m:sSup>
           </m:lim>
         </m:limUpp>
         <m:r>
@@ -16532,13 +16572,33 @@
             </m:r>
           </m:e>
           <m:lim>
-            <m:r>
-              <m:rPr>
-                <m:nor/>
-                <m:sty m:val="p"/>
-              </m:rPr>
-              <m:t>H3O+</m:t>
-            </m:r>
+            <m:sSub>
+              <m:e>
+                <m:r>
+                  <m:t>H</m:t>
+                </m:r>
+              </m:e>
+              <m:sub>
+                <m:r>
+                  <m:t>3</m:t>
+                </m:r>
+              </m:sub>
+            </m:sSub>
+            <m:sSup>
+              <m:e>
+                <m:r>
+                  <m:t>O</m:t>
+                </m:r>
+              </m:e>
+              <m:sup>
+                <m:r>
+                  <m:rPr>
+                    <m:sty m:val="p"/>
+                  </m:rPr>
+                  <m:t>+</m:t>
+                </m:r>
+              </m:sup>
+            </m:sSup>
           </m:lim>
         </m:limUpp>
         <m:sSup>
@@ -18953,12 +19013,26 @@
           </m:e>
           <m:lim>
             <m:r>
-              <m:rPr>
-                <m:nor/>
-                <m:sty m:val="p"/>
-              </m:rPr>
-              <m:t>AlCl3</m:t>
+              <m:t>A</m:t>
             </m:r>
+            <m:r>
+              <m:t>l</m:t>
+            </m:r>
+            <m:r>
+              <m:t>C</m:t>
+            </m:r>
+            <m:sSub>
+              <m:e>
+                <m:r>
+                  <m:t>l</m:t>
+                </m:r>
+              </m:e>
+              <m:sub>
+                <m:r>
+                  <m:t>3</m:t>
+                </m:r>
+              </m:sub>
+            </m:sSub>
           </m:lim>
         </m:limUpp>
         <m:r>
@@ -18987,11 +19061,43 @@
           </m:e>
           <m:lim>
             <m:r>
+              <m:t>Z</m:t>
+            </m:r>
+            <m:r>
+              <m:t>n</m:t>
+            </m:r>
+            <m:r>
               <m:rPr>
-                <m:nor/>
                 <m:sty m:val="p"/>
               </m:rPr>
-              <m:t>Zn(Hg)/HCl</m:t>
+              <m:t>(</m:t>
+            </m:r>
+            <m:r>
+              <m:t>H</m:t>
+            </m:r>
+            <m:r>
+              <m:t>g</m:t>
+            </m:r>
+            <m:r>
+              <m:rPr>
+                <m:sty m:val="p"/>
+              </m:rPr>
+              <m:t>)</m:t>
+            </m:r>
+            <m:r>
+              <m:rPr>
+                <m:sty m:val="p"/>
+              </m:rPr>
+              <m:t>/</m:t>
+            </m:r>
+            <m:r>
+              <m:t>H</m:t>
+            </m:r>
+            <m:r>
+              <m:t>C</m:t>
+            </m:r>
+            <m:r>
+              <m:t>l</m:t>
             </m:r>
           </m:lim>
         </m:limUpp>
@@ -23110,11 +23216,10 @@
             </m:e>
             <m:lim>
               <m:r>
-                <m:rPr>
-                  <m:nor/>
-                  <m:sty m:val="p"/>
-                </m:rPr>
-                <m:t>Mg</m:t>
+                <m:t>M</m:t>
+              </m:r>
+              <m:r>
+                <m:t>g</m:t>
               </m:r>
             </m:lim>
           </m:limUpp>
@@ -23406,12 +23511,26 @@
             </m:e>
             <m:lim>
               <m:r>
-                <m:rPr>
-                  <m:nor/>
-                  <m:sty m:val="p"/>
-                </m:rPr>
-                <m:t>H3O^+</m:t>
+                <m:t>H</m:t>
               </m:r>
+              <m:r>
+                <m:t>3</m:t>
+              </m:r>
+              <m:sSup>
+                <m:e>
+                  <m:r>
+                    <m:t>O</m:t>
+                  </m:r>
+                </m:e>
+                <m:sup>
+                  <m:r>
+                    <m:rPr>
+                      <m:sty m:val="p"/>
+                    </m:rPr>
+                    <m:t>+</m:t>
+                  </m:r>
+                </m:sup>
+              </m:sSup>
             </m:lim>
           </m:limUpp>
           <m:r>

--- a/06-学生侧材料/讲义/有机化学/芳香烃与卤代烃.docx
+++ b/06-学生侧材料/讲义/有机化学/芳香烃与卤代烃.docx
@@ -2385,18 +2385,16 @@
     </w:p>
     <w:p>
       <w:pPr>
-        <w:pStyle w:val="SourceCode"/>
+        <w:pStyle w:val="FirstParagraph"/>
       </w:pPr>
       <w:r>
         <w:rPr>
-          <w:rStyle w:val="VerbatimChar"/>
           <w:rFonts w:ascii="Times New Roman" w:hAnsi="Times New Roman" w:eastAsia="Times New Roman" w:cs="Times New Roman"/>
         </w:rPr>
         <w:t>Ar-H + E</w:t>
       </w:r>
       <w:r>
         <w:rPr>
-          <w:rStyle w:val="VerbatimChar"/>
           <w:rFonts w:ascii="Times New Roman" w:hAnsi="Times New Roman" w:eastAsia="Times New Roman" w:cs="Times New Roman"/>
           <w:vertAlign w:val="superscript"/>
         </w:rPr>
@@ -2404,21 +2402,18 @@
       </w:r>
       <w:r>
         <w:rPr>
-          <w:rStyle w:val="VerbatimChar"/>
           <w:rFonts w:ascii="Times New Roman" w:hAnsi="Times New Roman" w:eastAsia="Times New Roman" w:cs="Times New Roman"/>
         </w:rPr>
         <w:t xml:space="preserve"> → </w:t>
       </w:r>
       <w:r>
         <w:rPr>
-          <w:rStyle w:val="VerbatimChar"/>
           <w:rFonts w:hint="eastAsia" w:ascii="Times New Roman" w:hAnsi="Times New Roman" w:eastAsia="Times New Roman" w:cs="Times New Roman"/>
         </w:rPr>
         <w:t>Ar</w:t>
       </w:r>
       <w:r>
         <w:rPr>
-          <w:rStyle w:val="VerbatimChar"/>
           <w:rFonts w:hint="eastAsia" w:ascii="Times New Roman" w:hAnsi="Times New Roman" w:eastAsia="Times New Roman" w:cs="Times New Roman"/>
           <w:vertAlign w:val="superscript"/>
         </w:rPr>
@@ -2426,35 +2421,30 @@
       </w:r>
       <w:r>
         <w:rPr>
-          <w:rStyle w:val="VerbatimChar"/>
           <w:rFonts w:hint="eastAsia" w:ascii="Times New Roman" w:hAnsi="Times New Roman" w:eastAsia="Times New Roman" w:cs="Times New Roman"/>
         </w:rPr>
         <w:t>(H)E(Wheland</w:t>
       </w:r>
       <w:r>
         <w:rPr>
-          <w:rStyle w:val="VerbatimChar"/>
           <w:rFonts w:hint="eastAsia" w:ascii="Times New Roman" w:hAnsi="Times New Roman" w:eastAsia="FangSong" w:cs="Times New Roman"/>
         </w:rPr>
         <w:t>中间体</w:t>
       </w:r>
       <w:r>
         <w:rPr>
-          <w:rStyle w:val="VerbatimChar"/>
           <w:rFonts w:hint="eastAsia" w:ascii="Times New Roman" w:hAnsi="Times New Roman" w:eastAsia="Times New Roman" w:cs="Times New Roman"/>
         </w:rPr>
         <w:t>)</w:t>
       </w:r>
       <w:r>
         <w:rPr>
-          <w:rStyle w:val="VerbatimChar"/>
           <w:rFonts w:ascii="Times New Roman" w:hAnsi="Times New Roman" w:eastAsia="Times New Roman" w:cs="Times New Roman"/>
         </w:rPr>
         <w:t xml:space="preserve"> → Ar-E + H</w:t>
       </w:r>
       <w:r>
         <w:rPr>
-          <w:rStyle w:val="VerbatimChar"/>
           <w:rFonts w:ascii="Times New Roman" w:hAnsi="Times New Roman" w:eastAsia="Times New Roman" w:cs="Times New Roman"/>
           <w:vertAlign w:val="superscript"/>
         </w:rPr>
@@ -2463,7 +2453,7 @@
     </w:p>
     <w:p>
       <w:pPr>
-        <w:pStyle w:val="FirstParagraph"/>
+        <w:pStyle w:val="BodyText"/>
         <w:spacing w:after="80"/>
       </w:pPr>
       <w:r>
@@ -11146,170 +11136,147 @@
     </w:p>
     <w:p>
       <w:pPr>
-        <w:pStyle w:val="SourceCode"/>
+        <w:pStyle w:val="BodyText"/>
       </w:pPr>
       <w:r>
         <w:rPr>
-          <w:rStyle w:val="VerbatimChar"/>
           <w:rFonts w:hint="eastAsia" w:ascii="Times New Roman" w:hAnsi="Times New Roman" w:eastAsia="FangSong" w:cs="Times New Roman"/>
         </w:rPr>
         <w:t>决定因素是底物结构</w:t>
       </w:r>
       <w:r>
         <w:rPr>
-          <w:rStyle w:val="VerbatimChar"/>
           <w:rFonts w:hint="eastAsia" w:ascii="Times New Roman" w:hAnsi="Times New Roman" w:eastAsia="Times New Roman" w:cs="Times New Roman"/>
         </w:rPr>
         <w:t>(3°→SN1,</w:t>
       </w:r>
       <w:r>
         <w:rPr>
-          <w:rStyle w:val="VerbatimChar"/>
           <w:rFonts w:ascii="Times New Roman" w:hAnsi="Times New Roman" w:eastAsia="Times New Roman" w:cs="Times New Roman"/>
         </w:rPr>
         <w:t xml:space="preserve"> 1°→SN2)</w:t>
-      </w:r>
-      <w:r>
-        <w:rPr>
-          <w:rFonts w:ascii="Times New Roman" w:hAnsi="Times New Roman" w:eastAsia="Times New Roman" w:cs="Times New Roman"/>
-        </w:rPr>
-        <w:br/>
-      </w:r>
-      <w:r>
-        <w:rPr>
-          <w:rStyle w:val="VerbatimChar"/>
-          <w:rFonts w:hint="eastAsia" w:ascii="Times New Roman" w:hAnsi="Times New Roman" w:eastAsia="FangSong" w:cs="Times New Roman"/>
-        </w:rPr>
-        <w:t>其次是离去基团</w:t>
-      </w:r>
-      <w:r>
-        <w:rPr>
-          <w:rStyle w:val="VerbatimChar"/>
-          <w:rFonts w:hint="eastAsia" w:ascii="Times New Roman" w:hAnsi="Times New Roman" w:eastAsia="Times New Roman" w:cs="Times New Roman"/>
-        </w:rPr>
-        <w:t>(</w:t>
-      </w:r>
-      <w:r>
-        <w:rPr>
-          <w:rStyle w:val="VerbatimChar"/>
-          <w:rFonts w:hint="eastAsia" w:ascii="Times New Roman" w:hAnsi="Times New Roman" w:eastAsia="FangSong" w:cs="Times New Roman"/>
-        </w:rPr>
-        <w:t>好</w:t>
-      </w:r>
-      <w:r>
-        <w:rPr>
-          <w:rStyle w:val="VerbatimChar"/>
-          <w:rFonts w:hint="eastAsia" w:ascii="Times New Roman" w:hAnsi="Times New Roman" w:eastAsia="Times New Roman" w:cs="Times New Roman"/>
-        </w:rPr>
-        <w:t>LG</w:t>
-      </w:r>
-      <w:r>
-        <w:rPr>
-          <w:rStyle w:val="VerbatimChar"/>
-          <w:rFonts w:hint="eastAsia" w:ascii="Times New Roman" w:hAnsi="Times New Roman" w:eastAsia="FangSong" w:cs="Times New Roman"/>
-        </w:rPr>
-        <w:t>都有利</w:t>
-      </w:r>
-      <w:r>
-        <w:rPr>
-          <w:rStyle w:val="VerbatimChar"/>
-          <w:rFonts w:hint="eastAsia" w:ascii="Times New Roman" w:hAnsi="Times New Roman" w:eastAsia="Times New Roman" w:cs="Times New Roman"/>
-        </w:rPr>
-        <w:t>)</w:t>
-      </w:r>
-      <w:r>
-        <w:rPr>
-          <w:rFonts w:ascii="Times New Roman" w:hAnsi="Times New Roman" w:eastAsia="Times New Roman" w:cs="Times New Roman"/>
-        </w:rPr>
-        <w:br/>
-      </w:r>
-      <w:r>
-        <w:rPr>
-          <w:rStyle w:val="VerbatimChar"/>
-          <w:rFonts w:hint="eastAsia" w:ascii="Times New Roman" w:hAnsi="Times New Roman" w:eastAsia="FangSong" w:cs="Times New Roman"/>
-        </w:rPr>
-        <w:t>再次是溶剂</w:t>
-      </w:r>
-      <w:r>
-        <w:rPr>
-          <w:rStyle w:val="VerbatimChar"/>
-          <w:rFonts w:hint="eastAsia" w:ascii="Times New Roman" w:hAnsi="Times New Roman" w:eastAsia="Times New Roman" w:cs="Times New Roman"/>
-        </w:rPr>
-        <w:t>(</w:t>
-      </w:r>
-      <w:r>
-        <w:rPr>
-          <w:rStyle w:val="VerbatimChar"/>
-          <w:rFonts w:hint="eastAsia" w:ascii="Times New Roman" w:hAnsi="Times New Roman" w:eastAsia="FangSong" w:cs="Times New Roman"/>
-        </w:rPr>
-        <w:t>质子溶剂</w:t>
-      </w:r>
-      <w:r>
-        <w:rPr>
-          <w:rStyle w:val="VerbatimChar"/>
-          <w:rFonts w:hint="eastAsia" w:ascii="Times New Roman" w:hAnsi="Times New Roman" w:eastAsia="Times New Roman" w:cs="Times New Roman"/>
-        </w:rPr>
-        <w:t>→SN1,</w:t>
-      </w:r>
-      <w:r>
-        <w:rPr>
-          <w:rStyle w:val="VerbatimChar"/>
-          <w:rFonts w:ascii="Times New Roman" w:hAnsi="Times New Roman" w:eastAsia="Times New Roman" w:cs="Times New Roman"/>
-        </w:rPr>
-        <w:t xml:space="preserve"> </w:t>
-      </w:r>
-      <w:r>
-        <w:rPr>
-          <w:rStyle w:val="VerbatimChar"/>
-          <w:rFonts w:hint="eastAsia" w:ascii="Times New Roman" w:hAnsi="Times New Roman" w:eastAsia="FangSong" w:cs="Times New Roman"/>
-        </w:rPr>
-        <w:t>非质子</w:t>
-      </w:r>
-      <w:r>
-        <w:rPr>
-          <w:rStyle w:val="VerbatimChar"/>
-          <w:rFonts w:hint="eastAsia" w:ascii="Times New Roman" w:hAnsi="Times New Roman" w:eastAsia="Times New Roman" w:cs="Times New Roman"/>
-        </w:rPr>
-        <w:t>→SN2)</w:t>
-      </w:r>
-      <w:r>
-        <w:rPr>
-          <w:rFonts w:ascii="Times New Roman" w:hAnsi="Times New Roman" w:eastAsia="Times New Roman" w:cs="Times New Roman"/>
-        </w:rPr>
-        <w:br/>
-      </w:r>
-      <w:r>
-        <w:rPr>
-          <w:rStyle w:val="VerbatimChar"/>
-          <w:rFonts w:hint="eastAsia" w:ascii="Times New Roman" w:hAnsi="Times New Roman" w:eastAsia="FangSong" w:cs="Times New Roman"/>
-        </w:rPr>
-        <w:t>最后是亲核试剂强度</w:t>
-      </w:r>
-      <w:r>
-        <w:rPr>
-          <w:rStyle w:val="VerbatimChar"/>
-          <w:rFonts w:hint="eastAsia" w:ascii="Times New Roman" w:hAnsi="Times New Roman" w:eastAsia="Times New Roman" w:cs="Times New Roman"/>
-        </w:rPr>
-        <w:t>(</w:t>
-      </w:r>
-      <w:r>
-        <w:rPr>
-          <w:rStyle w:val="VerbatimChar"/>
-          <w:rFonts w:hint="eastAsia" w:ascii="Times New Roman" w:hAnsi="Times New Roman" w:eastAsia="FangSong" w:cs="Times New Roman"/>
-        </w:rPr>
-        <w:t>强亲核试剂</w:t>
-      </w:r>
-      <w:r>
-        <w:rPr>
-          <w:rStyle w:val="VerbatimChar"/>
-          <w:rFonts w:hint="eastAsia" w:ascii="Times New Roman" w:hAnsi="Times New Roman" w:eastAsia="Times New Roman" w:cs="Times New Roman"/>
-        </w:rPr>
-        <w:t>→Sn2)</w:t>
       </w:r>
     </w:p>
     <w:p>
       <w:pPr>
-        <w:pStyle w:val="FirstParagraph"/>
+        <w:pStyle w:val="BodyText"/>
+      </w:pPr>
+      <w:r>
+        <w:rPr>
+          <w:rFonts w:hint="eastAsia" w:ascii="Times New Roman" w:hAnsi="Times New Roman" w:eastAsia="FangSong" w:cs="Times New Roman"/>
+        </w:rPr>
+        <w:t>其次是离去基团</w:t>
+      </w:r>
+      <w:r>
+        <w:rPr>
+          <w:rFonts w:hint="eastAsia" w:ascii="Times New Roman" w:hAnsi="Times New Roman" w:eastAsia="Times New Roman" w:cs="Times New Roman"/>
+        </w:rPr>
+        <w:t>(</w:t>
+      </w:r>
+      <w:r>
+        <w:rPr>
+          <w:rFonts w:hint="eastAsia" w:ascii="Times New Roman" w:hAnsi="Times New Roman" w:eastAsia="FangSong" w:cs="Times New Roman"/>
+        </w:rPr>
+        <w:t>好</w:t>
+      </w:r>
+      <w:r>
+        <w:rPr>
+          <w:rFonts w:hint="eastAsia" w:ascii="Times New Roman" w:hAnsi="Times New Roman" w:eastAsia="Times New Roman" w:cs="Times New Roman"/>
+        </w:rPr>
+        <w:t>LG</w:t>
+      </w:r>
+      <w:r>
+        <w:rPr>
+          <w:rFonts w:hint="eastAsia" w:ascii="Times New Roman" w:hAnsi="Times New Roman" w:eastAsia="FangSong" w:cs="Times New Roman"/>
+        </w:rPr>
+        <w:t>都有利</w:t>
+      </w:r>
+      <w:r>
+        <w:rPr>
+          <w:rFonts w:hint="eastAsia" w:ascii="Times New Roman" w:hAnsi="Times New Roman" w:eastAsia="Times New Roman" w:cs="Times New Roman"/>
+        </w:rPr>
+        <w:t>)</w:t>
+      </w:r>
+    </w:p>
+    <w:p>
+      <w:pPr>
+        <w:pStyle w:val="BodyText"/>
+      </w:pPr>
+      <w:r>
+        <w:rPr>
+          <w:rFonts w:hint="eastAsia" w:ascii="Times New Roman" w:hAnsi="Times New Roman" w:eastAsia="FangSong" w:cs="Times New Roman"/>
+        </w:rPr>
+        <w:t>再次是溶剂</w:t>
+      </w:r>
+      <w:r>
+        <w:rPr>
+          <w:rFonts w:hint="eastAsia" w:ascii="Times New Roman" w:hAnsi="Times New Roman" w:eastAsia="Times New Roman" w:cs="Times New Roman"/>
+        </w:rPr>
+        <w:t>(</w:t>
+      </w:r>
+      <w:r>
+        <w:rPr>
+          <w:rFonts w:hint="eastAsia" w:ascii="Times New Roman" w:hAnsi="Times New Roman" w:eastAsia="FangSong" w:cs="Times New Roman"/>
+        </w:rPr>
+        <w:t>质子溶剂</w:t>
+      </w:r>
+      <w:r>
+        <w:rPr>
+          <w:rFonts w:hint="eastAsia" w:ascii="Times New Roman" w:hAnsi="Times New Roman" w:eastAsia="Times New Roman" w:cs="Times New Roman"/>
+        </w:rPr>
+        <w:t>→SN1,</w:t>
+      </w:r>
+      <w:r>
+        <w:rPr>
+          <w:rFonts w:ascii="Times New Roman" w:hAnsi="Times New Roman" w:eastAsia="Times New Roman" w:cs="Times New Roman"/>
+        </w:rPr>
+        <w:t xml:space="preserve"> </w:t>
+      </w:r>
+      <w:r>
+        <w:rPr>
+          <w:rFonts w:hint="eastAsia" w:ascii="Times New Roman" w:hAnsi="Times New Roman" w:eastAsia="FangSong" w:cs="Times New Roman"/>
+        </w:rPr>
+        <w:t>非质子</w:t>
+      </w:r>
+      <w:r>
+        <w:rPr>
+          <w:rFonts w:hint="eastAsia" w:ascii="Times New Roman" w:hAnsi="Times New Roman" w:eastAsia="Times New Roman" w:cs="Times New Roman"/>
+        </w:rPr>
+        <w:t>→SN2)</w:t>
+      </w:r>
+    </w:p>
+    <w:p>
+      <w:pPr>
+        <w:pStyle w:val="BodyText"/>
+      </w:pPr>
+      <w:r>
+        <w:rPr>
+          <w:rFonts w:hint="eastAsia" w:ascii="Times New Roman" w:hAnsi="Times New Roman" w:eastAsia="FangSong" w:cs="Times New Roman"/>
+        </w:rPr>
+        <w:t>最后是亲核试剂强度</w:t>
+      </w:r>
+      <w:r>
+        <w:rPr>
+          <w:rFonts w:hint="eastAsia" w:ascii="Times New Roman" w:hAnsi="Times New Roman" w:eastAsia="Times New Roman" w:cs="Times New Roman"/>
+        </w:rPr>
+        <w:t>(</w:t>
+      </w:r>
+      <w:r>
+        <w:rPr>
+          <w:rFonts w:hint="eastAsia" w:ascii="Times New Roman" w:hAnsi="Times New Roman" w:eastAsia="FangSong" w:cs="Times New Roman"/>
+        </w:rPr>
+        <w:t>强亲核试剂</w:t>
+      </w:r>
+      <w:r>
+        <w:rPr>
+          <w:rFonts w:hint="eastAsia" w:ascii="Times New Roman" w:hAnsi="Times New Roman" w:eastAsia="Times New Roman" w:cs="Times New Roman"/>
+        </w:rPr>
+        <w:t>→Sn2)</w:t>
+      </w:r>
+    </w:p>
+    <w:p>
+      <w:pPr>
+        <w:pStyle w:val="BodyText"/>
       </w:pPr>
       <w:r>
         <w:rPr>
@@ -29378,7 +29345,7 @@
     <ns0:name ns0:val="Verbatim Char"/>
     <ns0:basedOn ns0:val="BodyTextChar"/>
     <ns0:rPr>
-      <ns0:rFonts ns0:ascii="Times New Roman" ns0:cs="Times New Roman" ns0:eastAsia="FangSong" ns0:hAnsi="Times New Roman"/>
+      <ns0:rFonts ns0:ascii="SimSun" ns0:cs="SimSun" ns0:eastAsia="SimSun" ns0:hAnsi="SimSun"/>
       <ns0:b ns0:val="0"/>
       <ns0:sz ns0:val="20"/>
     </ns0:rPr>
@@ -29432,7 +29399,7 @@
       <w:wordWrap w:val="off"/>
     </w:pPr>
     <ns0:rPr>
-      <w:rFonts ns0:ascii="Times New Roman" ns0:hAnsi="Times New Roman" ns0:eastAsia="FangSong" ns0:cs="Times New Roman"/>
+      <w:rFonts ns0:ascii="SimSun" ns0:hAnsi="SimSun" ns0:eastAsia="SimSun" ns0:cs="SimSun"/>
     </ns0:rPr>
   </w:style>
   <w:style w:type="character" w:customStyle="1" w:styleId="KeywordTok">
